--- a/SRS_SDG_ESG_Platform.docx
+++ b/SRS_SDG_ESG_Platform.docx
@@ -2885,7 +2885,7 @@
                 <w:sz w:val="19"/>
                 <w:szCs w:val="19"/>
               </w:rPr>
-              <w:t xml:space="preserve">The system shall store indicator values per financial year and shall retain a minimum of 3 years of historical data per indicator.</w:t>
+              <w:t xml:space="preserve">The system shall allow indicator values to be entered at monthly granularity, as data becomes available, rather than requiring the user to pre-calculate an annual total.</w:t>
             </w:r>
           </w:p>
         </w:tc>
@@ -2935,7 +2935,7 @@
                 <w:sz w:val="19"/>
                 <w:szCs w:val="19"/>
               </w:rPr>
-              <w:t xml:space="preserve">The system shall allow the user to set a performance target for any indicator and compare actual vs. target over time.</w:t>
+              <w:t xml:space="preserve">The system shall automatically compute the annual (financial year) value for each indicator from its underlying monthly entries, applying an aggregation rule configured per indicator: sum (flow metrics, e.g. energy, emissions, waste, training hours), latest-value (point-in-time metrics, e.g. headcount, board composition), average (rate metrics), or count (event metrics, e.g. safety incidents, complaints). The user shall never be required to manually total monthly figures.</w:t>
             </w:r>
           </w:p>
         </w:tc>
@@ -2985,6 +2985,206 @@
                 <w:sz w:val="19"/>
                 <w:szCs w:val="19"/>
               </w:rPr>
+              <w:t xml:space="preserve">The system shall display the computed annual value prominently on each indicator, with the option to drill down into the underlying monthly entries that produced it.</w:t>
+            </w:r>
+          </w:p>
+        </w:tc>
+      </w:tr>
+      <w:tr>
+        <w:tc>
+          <w:tcPr>
+            <w:tcW w:type="dxa" w:w="0"/>
+            <w:shd w:fill="FFFFFF" w:val="clear"/>
+            <w:tcMar>
+              <w:top w:type="dxa" w:w="80"/>
+              <w:left w:type="dxa" w:w="100"/>
+              <w:bottom w:type="dxa" w:w="80"/>
+              <w:right w:type="dxa" w:w="100"/>
+            </w:tcMar>
+          </w:tcPr>
+          <w:p>
+            <w:r>
+              <w:rPr>
+                <w:b w:val="false"/>
+                <w:bCs w:val="false"/>
+                <w:color w:val="222222"/>
+                <w:sz w:val="19"/>
+                <w:szCs w:val="19"/>
+              </w:rPr>
+              <w:t xml:space="preserve">FR-5.5</w:t>
+            </w:r>
+          </w:p>
+        </w:tc>
+        <w:tc>
+          <w:tcPr>
+            <w:tcW w:type="dxa" w:w="0"/>
+            <w:shd w:fill="FFFFFF" w:val="clear"/>
+            <w:tcMar>
+              <w:top w:type="dxa" w:w="80"/>
+              <w:left w:type="dxa" w:w="100"/>
+              <w:bottom w:type="dxa" w:w="80"/>
+              <w:right w:type="dxa" w:w="100"/>
+            </w:tcMar>
+          </w:tcPr>
+          <w:p>
+            <w:r>
+              <w:rPr>
+                <w:b w:val="false"/>
+                <w:bCs w:val="false"/>
+                <w:color w:val="222222"/>
+                <w:sz w:val="19"/>
+                <w:szCs w:val="19"/>
+              </w:rPr>
+              <w:t xml:space="preserve">The system shall allow direct entry of an annual value for indicators where monthly data does not naturally exist (e.g. policy-based yes/no disclosures), bypassing the monthly aggregation path for those indicator types.</w:t>
+            </w:r>
+          </w:p>
+        </w:tc>
+      </w:tr>
+      <w:tr>
+        <w:tc>
+          <w:tcPr>
+            <w:tcW w:type="dxa" w:w="0"/>
+            <w:shd w:fill="FFFFFF" w:val="clear"/>
+            <w:tcMar>
+              <w:top w:type="dxa" w:w="80"/>
+              <w:left w:type="dxa" w:w="100"/>
+              <w:bottom w:type="dxa" w:w="80"/>
+              <w:right w:type="dxa" w:w="100"/>
+            </w:tcMar>
+          </w:tcPr>
+          <w:p>
+            <w:r>
+              <w:rPr>
+                <w:b w:val="false"/>
+                <w:bCs w:val="false"/>
+                <w:color w:val="222222"/>
+                <w:sz w:val="19"/>
+                <w:szCs w:val="19"/>
+              </w:rPr>
+              <w:t xml:space="preserve">FR-5.6</w:t>
+            </w:r>
+          </w:p>
+        </w:tc>
+        <w:tc>
+          <w:tcPr>
+            <w:tcW w:type="dxa" w:w="0"/>
+            <w:shd w:fill="FFFFFF" w:val="clear"/>
+            <w:tcMar>
+              <w:top w:type="dxa" w:w="80"/>
+              <w:left w:type="dxa" w:w="100"/>
+              <w:bottom w:type="dxa" w:w="80"/>
+              <w:right w:type="dxa" w:w="100"/>
+            </w:tcMar>
+          </w:tcPr>
+          <w:p>
+            <w:r>
+              <w:rPr>
+                <w:b w:val="false"/>
+                <w:bCs w:val="false"/>
+                <w:color w:val="222222"/>
+                <w:sz w:val="19"/>
+                <w:szCs w:val="19"/>
+              </w:rPr>
+              <w:t xml:space="preserve">The system shall store indicator values per financial year (as computed or directly entered) and shall retain a minimum of 3 years of historical annual data per indicator, per Bursa's rolling 3-year disclosure requirement.</w:t>
+            </w:r>
+          </w:p>
+        </w:tc>
+      </w:tr>
+      <w:tr>
+        <w:tc>
+          <w:tcPr>
+            <w:tcW w:type="dxa" w:w="0"/>
+            <w:shd w:fill="FFFFFF" w:val="clear"/>
+            <w:tcMar>
+              <w:top w:type="dxa" w:w="80"/>
+              <w:left w:type="dxa" w:w="100"/>
+              <w:bottom w:type="dxa" w:w="80"/>
+              <w:right w:type="dxa" w:w="100"/>
+            </w:tcMar>
+          </w:tcPr>
+          <w:p>
+            <w:r>
+              <w:rPr>
+                <w:b w:val="false"/>
+                <w:bCs w:val="false"/>
+                <w:color w:val="222222"/>
+                <w:sz w:val="19"/>
+                <w:szCs w:val="19"/>
+              </w:rPr>
+              <w:t xml:space="preserve">FR-5.7</w:t>
+            </w:r>
+          </w:p>
+        </w:tc>
+        <w:tc>
+          <w:tcPr>
+            <w:tcW w:type="dxa" w:w="0"/>
+            <w:shd w:fill="FFFFFF" w:val="clear"/>
+            <w:tcMar>
+              <w:top w:type="dxa" w:w="80"/>
+              <w:left w:type="dxa" w:w="100"/>
+              <w:bottom w:type="dxa" w:w="80"/>
+              <w:right w:type="dxa" w:w="100"/>
+            </w:tcMar>
+          </w:tcPr>
+          <w:p>
+            <w:r>
+              <w:rPr>
+                <w:b w:val="false"/>
+                <w:bCs w:val="false"/>
+                <w:color w:val="222222"/>
+                <w:sz w:val="19"/>
+                <w:szCs w:val="19"/>
+              </w:rPr>
+              <w:t xml:space="preserve">The system shall allow the user to set a performance target for any indicator and compare the computed annual actual vs. target over time.</w:t>
+            </w:r>
+          </w:p>
+        </w:tc>
+      </w:tr>
+      <w:tr>
+        <w:tc>
+          <w:tcPr>
+            <w:tcW w:type="dxa" w:w="0"/>
+            <w:shd w:fill="FFFFFF" w:val="clear"/>
+            <w:tcMar>
+              <w:top w:type="dxa" w:w="80"/>
+              <w:left w:type="dxa" w:w="100"/>
+              <w:bottom w:type="dxa" w:w="80"/>
+              <w:right w:type="dxa" w:w="100"/>
+            </w:tcMar>
+          </w:tcPr>
+          <w:p>
+            <w:r>
+              <w:rPr>
+                <w:b w:val="false"/>
+                <w:bCs w:val="false"/>
+                <w:color w:val="222222"/>
+                <w:sz w:val="19"/>
+                <w:szCs w:val="19"/>
+              </w:rPr>
+              <w:t xml:space="preserve">FR-5.8</w:t>
+            </w:r>
+          </w:p>
+        </w:tc>
+        <w:tc>
+          <w:tcPr>
+            <w:tcW w:type="dxa" w:w="0"/>
+            <w:shd w:fill="FFFFFF" w:val="clear"/>
+            <w:tcMar>
+              <w:top w:type="dxa" w:w="80"/>
+              <w:left w:type="dxa" w:w="100"/>
+              <w:bottom w:type="dxa" w:w="80"/>
+              <w:right w:type="dxa" w:w="100"/>
+            </w:tcMar>
+          </w:tcPr>
+          <w:p>
+            <w:r>
+              <w:rPr>
+                <w:b w:val="false"/>
+                <w:bCs w:val="false"/>
+                <w:color w:val="222222"/>
+                <w:sz w:val="19"/>
+                <w:szCs w:val="19"/>
+              </w:rPr>
               <w:t xml:space="preserve">The system shall support sector-specific indicator sets: one pilot SEDG sector on Growth, full Bursa sector classification coverage on Issuer-Ready, shown only to tenants tagged to the relevant sector.</w:t>
             </w:r>
           </w:p>
@@ -3011,81 +3211,81 @@
                 <w:sz w:val="19"/>
                 <w:szCs w:val="19"/>
               </w:rPr>
-              <w:t xml:space="preserve">FR-5.5</w:t>
-            </w:r>
-          </w:p>
-        </w:tc>
-        <w:tc>
-          <w:tcPr>
-            <w:tcW w:type="dxa" w:w="0"/>
-            <w:shd w:fill="FFFFFF" w:val="clear"/>
-            <w:tcMar>
-              <w:top w:type="dxa" w:w="80"/>
-              <w:left w:type="dxa" w:w="100"/>
-              <w:bottom w:type="dxa" w:w="80"/>
-              <w:right w:type="dxa" w:w="100"/>
-            </w:tcMar>
-          </w:tcPr>
-          <w:p>
-            <w:r>
-              <w:rPr>
-                <w:b w:val="false"/>
-                <w:bCs w:val="false"/>
-                <w:color w:val="222222"/>
-                <w:sz w:val="19"/>
-                <w:szCs w:val="19"/>
-              </w:rPr>
-              <w:t xml:space="preserve">The system shall log the user, timestamp, and optional source-document reference for each indicator data entry (audit trail).</w:t>
-            </w:r>
-          </w:p>
-        </w:tc>
-      </w:tr>
-      <w:tr>
-        <w:tc>
-          <w:tcPr>
-            <w:tcW w:type="dxa" w:w="0"/>
-            <w:shd w:fill="FFFFFF" w:val="clear"/>
-            <w:tcMar>
-              <w:top w:type="dxa" w:w="80"/>
-              <w:left w:type="dxa" w:w="100"/>
-              <w:bottom w:type="dxa" w:w="80"/>
-              <w:right w:type="dxa" w:w="100"/>
-            </w:tcMar>
-          </w:tcPr>
-          <w:p>
-            <w:r>
-              <w:rPr>
-                <w:b w:val="false"/>
-                <w:bCs w:val="false"/>
-                <w:color w:val="222222"/>
-                <w:sz w:val="19"/>
-                <w:szCs w:val="19"/>
-              </w:rPr>
-              <w:t xml:space="preserve">FR-5.6</w:t>
-            </w:r>
-          </w:p>
-        </w:tc>
-        <w:tc>
-          <w:tcPr>
-            <w:tcW w:type="dxa" w:w="0"/>
-            <w:shd w:fill="FFFFFF" w:val="clear"/>
-            <w:tcMar>
-              <w:top w:type="dxa" w:w="80"/>
-              <w:left w:type="dxa" w:w="100"/>
-              <w:bottom w:type="dxa" w:w="80"/>
-              <w:right w:type="dxa" w:w="100"/>
-            </w:tcMar>
-          </w:tcPr>
-          <w:p>
-            <w:r>
-              <w:rPr>
-                <w:b w:val="false"/>
-                <w:bCs w:val="false"/>
-                <w:color w:val="222222"/>
-                <w:sz w:val="19"/>
-                <w:szCs w:val="19"/>
-              </w:rPr>
-              <w:t xml:space="preserve">The system shall validate numeric indicator inputs (non-negative values, appropriate units) at entry time.</w:t>
+              <w:t xml:space="preserve">FR-5.9</w:t>
+            </w:r>
+          </w:p>
+        </w:tc>
+        <w:tc>
+          <w:tcPr>
+            <w:tcW w:type="dxa" w:w="0"/>
+            <w:shd w:fill="FFFFFF" w:val="clear"/>
+            <w:tcMar>
+              <w:top w:type="dxa" w:w="80"/>
+              <w:left w:type="dxa" w:w="100"/>
+              <w:bottom w:type="dxa" w:w="80"/>
+              <w:right w:type="dxa" w:w="100"/>
+            </w:tcMar>
+          </w:tcPr>
+          <w:p>
+            <w:r>
+              <w:rPr>
+                <w:b w:val="false"/>
+                <w:bCs w:val="false"/>
+                <w:color w:val="222222"/>
+                <w:sz w:val="19"/>
+                <w:szCs w:val="19"/>
+              </w:rPr>
+              <w:t xml:space="preserve">The system shall log the user, timestamp, and optional source-document reference for each monthly (or direct annual) data entry, preserving a full audit trail behind every computed annual figure.</w:t>
+            </w:r>
+          </w:p>
+        </w:tc>
+      </w:tr>
+      <w:tr>
+        <w:tc>
+          <w:tcPr>
+            <w:tcW w:type="dxa" w:w="0"/>
+            <w:shd w:fill="FFFFFF" w:val="clear"/>
+            <w:tcMar>
+              <w:top w:type="dxa" w:w="80"/>
+              <w:left w:type="dxa" w:w="100"/>
+              <w:bottom w:type="dxa" w:w="80"/>
+              <w:right w:type="dxa" w:w="100"/>
+            </w:tcMar>
+          </w:tcPr>
+          <w:p>
+            <w:r>
+              <w:rPr>
+                <w:b w:val="false"/>
+                <w:bCs w:val="false"/>
+                <w:color w:val="222222"/>
+                <w:sz w:val="19"/>
+                <w:szCs w:val="19"/>
+              </w:rPr>
+              <w:t xml:space="preserve">FR-5.10</w:t>
+            </w:r>
+          </w:p>
+        </w:tc>
+        <w:tc>
+          <w:tcPr>
+            <w:tcW w:type="dxa" w:w="0"/>
+            <w:shd w:fill="FFFFFF" w:val="clear"/>
+            <w:tcMar>
+              <w:top w:type="dxa" w:w="80"/>
+              <w:left w:type="dxa" w:w="100"/>
+              <w:bottom w:type="dxa" w:w="80"/>
+              <w:right w:type="dxa" w:w="100"/>
+            </w:tcMar>
+          </w:tcPr>
+          <w:p>
+            <w:r>
+              <w:rPr>
+                <w:b w:val="false"/>
+                <w:bCs w:val="false"/>
+                <w:color w:val="222222"/>
+                <w:sz w:val="19"/>
+                <w:szCs w:val="19"/>
+              </w:rPr>
+              <w:t xml:space="preserve">The system shall validate numeric indicator inputs (non-negative values, appropriate units) at entry time, at both monthly and annual entry points.</w:t>
             </w:r>
           </w:p>
         </w:tc>
@@ -5001,7 +5201,57 @@
                 <w:sz w:val="19"/>
                 <w:szCs w:val="19"/>
               </w:rPr>
-              <w:t xml:space="preserve">id, matter_id, code, name, unit, sector_scope (common/sector-specific), framework (SEDG/Bursa/IFRS S1/IFRS S2)</w:t>
+              <w:t xml:space="preserve">id, matter_id, code, name, unit, sector_scope (common/sector-specific), framework (SEDG/Bursa/IFRS S1/IFRS S2), aggregation_rule (sum/latest/average/count/direct_annual)</w:t>
+            </w:r>
+          </w:p>
+        </w:tc>
+      </w:tr>
+      <w:tr>
+        <w:tc>
+          <w:tcPr>
+            <w:tcW w:type="dxa" w:w="0"/>
+            <w:shd w:fill="FFFFFF" w:val="clear"/>
+            <w:tcMar>
+              <w:top w:type="dxa" w:w="80"/>
+              <w:left w:type="dxa" w:w="100"/>
+              <w:bottom w:type="dxa" w:w="80"/>
+              <w:right w:type="dxa" w:w="100"/>
+            </w:tcMar>
+          </w:tcPr>
+          <w:p>
+            <w:r>
+              <w:rPr>
+                <w:b w:val="false"/>
+                <w:bCs w:val="false"/>
+                <w:color w:val="222222"/>
+                <w:sz w:val="19"/>
+                <w:szCs w:val="19"/>
+              </w:rPr>
+              <w:t xml:space="preserve">IndicatorMonthlyValue</w:t>
+            </w:r>
+          </w:p>
+        </w:tc>
+        <w:tc>
+          <w:tcPr>
+            <w:tcW w:type="dxa" w:w="0"/>
+            <w:shd w:fill="FFFFFF" w:val="clear"/>
+            <w:tcMar>
+              <w:top w:type="dxa" w:w="80"/>
+              <w:left w:type="dxa" w:w="100"/>
+              <w:bottom w:type="dxa" w:w="80"/>
+              <w:right w:type="dxa" w:w="100"/>
+            </w:tcMar>
+          </w:tcPr>
+          <w:p>
+            <w:r>
+              <w:rPr>
+                <w:b w:val="false"/>
+                <w:bCs w:val="false"/>
+                <w:color w:val="222222"/>
+                <w:sz w:val="19"/>
+                <w:szCs w:val="19"/>
+              </w:rPr>
+              <w:t xml:space="preserve">id, indicator_id, company_id, financial_year, month, value, source_reference, entered_by, entered_at</w:t>
             </w:r>
           </w:p>
         </w:tc>
@@ -5051,7 +5301,7 @@
                 <w:sz w:val="19"/>
                 <w:szCs w:val="19"/>
               </w:rPr>
-              <w:t xml:space="preserve">id, indicator_id, company_id, financial_year, value, source_reference, entered_by, entered_at, reviewed_by, reviewed_at</w:t>
+              <w:t xml:space="preserve">id, indicator_id, company_id, financial_year, value (computed from monthly entries per aggregation_rule, or entered directly for direct_annual indicators), is_computed, reviewed_by, reviewed_at</w:t>
             </w:r>
           </w:p>
         </w:tc>
@@ -5357,6 +5607,19 @@
         </w:tc>
       </w:tr>
     </w:tbl>
+    <w:p>
+      <w:pPr>
+        <w:spacing w:after="160" w:line="276"/>
+      </w:pPr>
+      <w:r>
+        <w:rPr>
+          <w:color w:val="222222"/>
+          <w:sz w:val="21"/>
+          <w:szCs w:val="21"/>
+        </w:rPr>
+        <w:t xml:space="preserve">IndicatorValue rows are the disclosure-facing unit of record — the figure that appears in exports and satisfies Bursa's rolling 3-year requirement. For indicators with aggregation_rule other than direct_annual, IndicatorValue.value is derived automatically from the corresponding IndicatorMonthlyValue rows for that financial year; the user never performs this calculation manually.</w:t>
+      </w:r>
+    </w:p>
     <w:p>
       <w:pPr>
         <w:pStyle w:val="Heading1"/>

--- a/SRS_SDG_ESG_Platform.docx
+++ b/SRS_SDG_ESG_Platform.docx
@@ -45,7 +45,7 @@
           <w:sz w:val="24"/>
           <w:szCs w:val="24"/>
         </w:rPr>
-        <w:t xml:space="preserve">A SEDG-aligned sustainability disclosure platform for Malaysian SMEs</w:t>
+        <w:t xml:space="preserve">A SEDG-aligned sustainability disclosure &amp; reporting-operations platform for Malaysia</w:t>
       </w:r>
     </w:p>
     <w:p>
@@ -87,7 +87,7 @@
           <w:sz w:val="20"/>
           <w:szCs w:val="20"/>
         </w:rPr>
-        <w:t xml:space="preserve">Version 1.0 — July 2026</w:t>
+        <w:t xml:space="preserve">Version 1.1 — August 2026</w:t>
       </w:r>
     </w:p>
     <w:p>
@@ -325,7 +325,7 @@
                 <w:sz w:val="19"/>
                 <w:szCs w:val="19"/>
               </w:rPr>
-              <w:t xml:space="preserve">1.0</w:t>
+              <w:t xml:space="preserve">1.1</w:t>
             </w:r>
           </w:p>
         </w:tc>
@@ -375,7 +375,7 @@
                 <w:sz w:val="19"/>
                 <w:szCs w:val="19"/>
               </w:rPr>
-              <w:t xml:space="preserve">July 2026</w:t>
+              <w:t xml:space="preserve">August 2026</w:t>
             </w:r>
           </w:p>
         </w:tc>
@@ -426,6 +426,56 @@
                 <w:szCs w:val="19"/>
               </w:rPr>
               <w:t xml:space="preserve">Sarvess</w:t>
+            </w:r>
+          </w:p>
+        </w:tc>
+      </w:tr>
+      <w:tr>
+        <w:tc>
+          <w:tcPr>
+            <w:tcW w:type="dxa" w:w="0"/>
+            <w:shd w:fill="FFFFFF" w:val="clear"/>
+            <w:tcMar>
+              <w:top w:type="dxa" w:w="80"/>
+              <w:left w:type="dxa" w:w="100"/>
+              <w:bottom w:type="dxa" w:w="80"/>
+              <w:right w:type="dxa" w:w="100"/>
+            </w:tcMar>
+          </w:tcPr>
+          <w:p>
+            <w:r>
+              <w:rPr>
+                <w:b w:val="false"/>
+                <w:bCs w:val="false"/>
+                <w:color w:val="222222"/>
+                <w:sz w:val="19"/>
+                <w:szCs w:val="19"/>
+              </w:rPr>
+              <w:t xml:space="preserve">Change Note</w:t>
+            </w:r>
+          </w:p>
+        </w:tc>
+        <w:tc>
+          <w:tcPr>
+            <w:tcW w:type="dxa" w:w="0"/>
+            <w:shd w:fill="FFFFFF" w:val="clear"/>
+            <w:tcMar>
+              <w:top w:type="dxa" w:w="80"/>
+              <w:left w:type="dxa" w:w="100"/>
+              <w:bottom w:type="dxa" w:w="80"/>
+              <w:right w:type="dxa" w:w="100"/>
+            </w:tcMar>
+          </w:tcPr>
+          <w:p>
+            <w:r>
+              <w:rPr>
+                <w:b w:val="false"/>
+                <w:bCs w:val="false"/>
+                <w:color w:val="222222"/>
+                <w:sz w:val="19"/>
+                <w:szCs w:val="19"/>
+              </w:rPr>
+              <w:t xml:space="preserve">v1.1: replaced the IFRS S1/S2 calculation-style module with a multi-department coordination workflow. Removed all emissions calculation/estimation logic — CSI provides this free. Monthly-entry auto-aggregation (from v1.0.1) retained.</w:t>
             </w:r>
           </w:p>
         </w:tc>
@@ -478,7 +528,7 @@
           <w:sz w:val="21"/>
           <w:szCs w:val="21"/>
         </w:rPr>
-        <w:t xml:space="preserve">This SRS defines the functional and non-functional software requirements for the SDG/ESG SME disclosure platform described in the PRD. It is intended to guide technical design and implementation.</w:t>
+        <w:t xml:space="preserve">This SRS defines the functional and non-functional software requirements for the SDG/ESG platform described in the PRD. It is intended to guide technical design and implementation.</w:t>
       </w:r>
     </w:p>
     <w:p>
@@ -507,7 +557,7 @@
           <w:sz w:val="21"/>
           <w:szCs w:val="21"/>
         </w:rPr>
-        <w:t xml:space="preserve">The system is a multi-tenant, plan-gated web-based SaaS application spanning three plans: Starter and Growth (SME, SEDG-aligned, voluntary disclosure) and Issuer-Ready (Main/ACE Market listed issuers and large non-listed companies, IFRS S1/S2-aligned). All plans share the same materiality assessment, governance documentation, and multi-year indicator tracking core; the Issuer-Ready plan adds IFRS S1/S2 structured modules, full Scope 1-3 tracking, an assurance-readiness workspace, and CSI-compatible export. The system does not integrate with or submit data to Bursa's CSI platform directly — CSI remains the issuer's mandatory official submission channel.</w:t>
+        <w:t xml:space="preserve">The system is a multi-tenant, plan-gated web-based SaaS application spanning three plans: Starter and Growth (SME, SEDG-aligned, voluntary disclosure) and Issuer-Ready (Main/ACE Market listed issuers, internal reporting-operations coordination). All plans share the same materiality assessment, governance documentation, and multi-year indicator tracking core with monthly-entry auto-aggregation. The Issuer-Ready plan adds a multi-department coordination workflow (assignment, status tracking, reminders), an assurance-readiness workspace, and a CSI-structure-matching export. The system does not calculate, estimate, or validate GHG emissions in any form, and does not integrate with or submit data to Bursa's CSI platform directly — both calculation and official submission remain CSI's role.</w:t>
       </w:r>
     </w:p>
     <w:p>
@@ -840,57 +890,7 @@
                 <w:sz w:val="19"/>
                 <w:szCs w:val="19"/>
               </w:rPr>
-              <w:t xml:space="preserve">Bursa Malaysia's Centralised Sustainability Intelligence platform; the mandatory, free, sole official disclosure-generation channel for listed issuers since 15 December 2025</w:t>
-            </w:r>
-          </w:p>
-        </w:tc>
-      </w:tr>
-      <w:tr>
-        <w:tc>
-          <w:tcPr>
-            <w:tcW w:type="dxa" w:w="0"/>
-            <w:shd w:fill="FFFFFF" w:val="clear"/>
-            <w:tcMar>
-              <w:top w:type="dxa" w:w="80"/>
-              <w:left w:type="dxa" w:w="100"/>
-              <w:bottom w:type="dxa" w:w="80"/>
-              <w:right w:type="dxa" w:w="100"/>
-            </w:tcMar>
-          </w:tcPr>
-          <w:p>
-            <w:r>
-              <w:rPr>
-                <w:b w:val="false"/>
-                <w:bCs w:val="false"/>
-                <w:color w:val="222222"/>
-                <w:sz w:val="19"/>
-                <w:szCs w:val="19"/>
-              </w:rPr>
-              <w:t xml:space="preserve">IFRS S1 / IFRS S2</w:t>
-            </w:r>
-          </w:p>
-        </w:tc>
-        <w:tc>
-          <w:tcPr>
-            <w:tcW w:type="dxa" w:w="0"/>
-            <w:shd w:fill="FFFFFF" w:val="clear"/>
-            <w:tcMar>
-              <w:top w:type="dxa" w:w="80"/>
-              <w:left w:type="dxa" w:w="100"/>
-              <w:bottom w:type="dxa" w:w="80"/>
-              <w:right w:type="dxa" w:w="100"/>
-            </w:tcMar>
-          </w:tcPr>
-          <w:p>
-            <w:r>
-              <w:rPr>
-                <w:b w:val="false"/>
-                <w:bCs w:val="false"/>
-                <w:color w:val="222222"/>
-                <w:sz w:val="19"/>
-                <w:szCs w:val="19"/>
-              </w:rPr>
-              <w:t xml:space="preserve">ISSB sustainability disclosure standards mandated for Malaysian listed issuers under the NSRF; S1 covers general sustainability-related risks/opportunities, S2 covers climate</w:t>
+              <w:t xml:space="preserve">Bursa Malaysia's Centralised Sustainability Intelligence platform; the mandatory, free, sole official disclosure-generation channel for listed issuers since 15 December 2025. Includes its own Scope 1/2 calculator and Scope 3 (FairSupply) estimation tool.</w:t>
             </w:r>
           </w:p>
         </w:tc>
@@ -966,6 +966,56 @@
                 <w:sz w:val="19"/>
                 <w:szCs w:val="19"/>
               </w:rPr>
+              <w:t xml:space="preserve">Coordination Workflow</w:t>
+            </w:r>
+          </w:p>
+        </w:tc>
+        <w:tc>
+          <w:tcPr>
+            <w:tcW w:type="dxa" w:w="0"/>
+            <w:shd w:fill="FFFFFF" w:val="clear"/>
+            <w:tcMar>
+              <w:top w:type="dxa" w:w="80"/>
+              <w:left w:type="dxa" w:w="100"/>
+              <w:bottom w:type="dxa" w:w="80"/>
+              <w:right w:type="dxa" w:w="100"/>
+            </w:tcMar>
+          </w:tcPr>
+          <w:p>
+            <w:r>
+              <w:rPr>
+                <w:b w:val="false"/>
+                <w:bCs w:val="false"/>
+                <w:color w:val="222222"/>
+                <w:sz w:val="19"/>
+                <w:szCs w:val="19"/>
+              </w:rPr>
+              <w:t xml:space="preserve">The Issuer-Ready module for assigning sustainability matters/indicators to named departmental contributors and tracking their submission status ahead of the company's CSI entry session</w:t>
+            </w:r>
+          </w:p>
+        </w:tc>
+      </w:tr>
+      <w:tr>
+        <w:tc>
+          <w:tcPr>
+            <w:tcW w:type="dxa" w:w="0"/>
+            <w:shd w:fill="FFFFFF" w:val="clear"/>
+            <w:tcMar>
+              <w:top w:type="dxa" w:w="80"/>
+              <w:left w:type="dxa" w:w="100"/>
+              <w:bottom w:type="dxa" w:w="80"/>
+              <w:right w:type="dxa" w:w="100"/>
+            </w:tcMar>
+          </w:tcPr>
+          <w:p>
+            <w:r>
+              <w:rPr>
+                <w:b w:val="false"/>
+                <w:bCs w:val="false"/>
+                <w:color w:val="222222"/>
+                <w:sz w:val="19"/>
+                <w:szCs w:val="19"/>
+              </w:rPr>
               <w:t xml:space="preserve">Tenant</w:t>
             </w:r>
           </w:p>
@@ -996,35 +1046,6 @@
         </w:tc>
       </w:tr>
     </w:tbl>
-    <w:p>
-      <w:pPr>
-        <w:pStyle w:val="Heading3"/>
-        <w:spacing w:after="100" w:before="200"/>
-      </w:pPr>
-      <w:r>
-        <w:rPr>
-          <w:b/>
-          <w:bCs/>
-          <w:color w:val="2E7D5B"/>
-          <w:sz w:val="21"/>
-          <w:szCs w:val="21"/>
-        </w:rPr>
-        <w:t xml:space="preserve">2.4 Assumed Technology Stack</w:t>
-      </w:r>
-    </w:p>
-    <w:p>
-      <w:pPr>
-        <w:spacing w:after="160" w:line="276"/>
-      </w:pPr>
-      <w:r>
-        <w:rPr>
-          <w:color w:val="222222"/>
-          <w:sz w:val="21"/>
-          <w:szCs w:val="21"/>
-        </w:rPr>
-        <w:t xml:space="preserve">Consistent with the founder's existing stack: Java 21 + Spring Boot (backend REST API), Angular (web frontend), PostgreSQL (primary datastore), Docker (containerised deployment). Flutter is available if a companion mobile app is later required, but is not in Phase 1 scope.</w:t>
-      </w:r>
-    </w:p>
     <w:p>
       <w:pPr>
         <w:pStyle w:val="Heading1"/>
@@ -1067,7 +1088,7 @@
           <w:sz w:val="21"/>
           <w:szCs w:val="21"/>
         </w:rPr>
-        <w:t xml:space="preserve">The system is accessed by SME users and (optionally, later) consultant users via a web browser. It does not integrate with Bursa Malaysia or SEDG systems directly in Phase 1 — indicator definitions are maintained as internal configurable reference data, manually updated when frameworks change.</w:t>
+        <w:t xml:space="preserve">The system is accessed by SME users, issuer coordinators, and issuer departmental contributors via a web browser. It does not integrate with Bursa's CSI platform or perform any emissions calculation — both are explicitly out of scope, deferred to CSI's own free tools. Indicator definitions are maintained as internal configurable reference data, manually updated when frameworks change.</w:t>
       </w:r>
     </w:p>
     <w:p>
@@ -1099,9 +1120,9 @@
         </w:tblBorders>
       </w:tblPr>
       <w:tblGrid>
-        <w:gridCol w:w="2200"/>
+        <w:gridCol w:w="2600"/>
         <w:gridCol w:w="4300"/>
-        <w:gridCol w:w="3000"/>
+        <w:gridCol w:w="2600"/>
       </w:tblGrid>
       <w:tr>
         <w:trPr>
@@ -1349,31 +1370,31 @@
                 <w:sz w:val="19"/>
                 <w:szCs w:val="19"/>
               </w:rPr>
-              <w:t xml:space="preserve">Issuer Admin</w:t>
-            </w:r>
-          </w:p>
-        </w:tc>
-        <w:tc>
-          <w:tcPr>
-            <w:tcW w:type="dxa" w:w="0"/>
-            <w:shd w:fill="FFFFFF" w:val="clear"/>
-            <w:tcMar>
-              <w:top w:type="dxa" w:w="80"/>
-              <w:left w:type="dxa" w:w="100"/>
-              <w:bottom w:type="dxa" w:w="80"/>
-              <w:right w:type="dxa" w:w="100"/>
-            </w:tcMar>
-          </w:tcPr>
-          <w:p>
-            <w:r>
-              <w:rPr>
-                <w:b w:val="false"/>
-                <w:bCs w:val="false"/>
-                <w:color w:val="222222"/>
-                <w:sz w:val="19"/>
-                <w:szCs w:val="19"/>
-              </w:rPr>
-              <w:t xml:space="preserve">Primary sustainability lead for an Issuer-Ready tenant</w:t>
+              <w:t xml:space="preserve">Issuer Admin (Coordinator)</w:t>
+            </w:r>
+          </w:p>
+        </w:tc>
+        <w:tc>
+          <w:tcPr>
+            <w:tcW w:type="dxa" w:w="0"/>
+            <w:shd w:fill="FFFFFF" w:val="clear"/>
+            <w:tcMar>
+              <w:top w:type="dxa" w:w="80"/>
+              <w:left w:type="dxa" w:w="100"/>
+              <w:bottom w:type="dxa" w:w="80"/>
+              <w:right w:type="dxa" w:w="100"/>
+            </w:tcMar>
+          </w:tcPr>
+          <w:p>
+            <w:r>
+              <w:rPr>
+                <w:b w:val="false"/>
+                <w:bCs w:val="false"/>
+                <w:color w:val="222222"/>
+                <w:sz w:val="19"/>
+                <w:szCs w:val="19"/>
+              </w:rPr>
+              <w:t xml:space="preserve">Primary sustainability lead for an Issuer-Ready tenant; owns the coordination dashboard and CSI-prep export</w:t>
             </w:r>
           </w:p>
         </w:tc>
@@ -1471,7 +1492,7 @@
                 <w:sz w:val="19"/>
                 <w:szCs w:val="19"/>
               </w:rPr>
-              <w:t xml:space="preserve">Read/write on assigned matters only</w:t>
+              <w:t xml:space="preserve">Read/write on assigned matters/indicators only</w:t>
             </w:r>
           </w:p>
         </w:tc>
@@ -1674,7 +1695,25 @@
           <w:sz w:val="21"/>
           <w:szCs w:val="21"/>
         </w:rPr>
-        <w:t xml:space="preserve">Indicator definitions, materiality matter list, and tier structure must be stored as configurable data, not hard-coded, to accommodate SEDG/Bursa framework revisions without a code deployment.</w:t>
+        <w:t xml:space="preserve">Indicator definitions, materiality matter list, and plan structure must be stored as configurable data, not hard-coded, to accommodate SEDG/Bursa framework revisions without a code deployment.</w:t>
+      </w:r>
+    </w:p>
+    <w:p>
+      <w:pPr>
+        <w:pStyle w:val="ListParagraph"/>
+        <w:numPr>
+          <w:ilvl w:val="0"/>
+          <w:numId w:val="2"/>
+        </w:numPr>
+        <w:spacing w:after="80" w:line="270"/>
+      </w:pPr>
+      <w:r>
+        <w:rPr>
+          <w:color w:val="222222"/>
+          <w:sz w:val="21"/>
+          <w:szCs w:val="21"/>
+        </w:rPr>
+        <w:t xml:space="preserve">The system shall not implement any emissions calculation, conversion factor, or estimation logic. Numeric indicator values (including GHG-related figures) are recorded as supplied by the user; any calculation the company needs is performed in CSI or elsewhere, not in this system.</w:t>
       </w:r>
     </w:p>
     <w:p>
@@ -1941,7 +1980,7 @@
                 <w:sz w:val="19"/>
                 <w:szCs w:val="19"/>
               </w:rPr>
-              <w:t xml:space="preserve">The system shall allow an SME Admin to invite additional Contributor users to their tenant (Phase 2).</w:t>
+              <w:t xml:space="preserve">The system shall allow an Admin to invite additional Contributor users to their tenant.</w:t>
             </w:r>
           </w:p>
         </w:tc>
@@ -1991,7 +2030,7 @@
                 <w:sz w:val="19"/>
                 <w:szCs w:val="19"/>
               </w:rPr>
-              <w:t xml:space="preserve">The system shall support role-based access control distinguishing SME Admin, Contributor, Consultant, and Platform Admin roles.</w:t>
+              <w:t xml:space="preserve">The system shall support role-based access control distinguishing SME Admin, SME Contributor, Issuer Admin, Issuer Contributor, Consultant, and Platform Admin roles.</w:t>
             </w:r>
           </w:p>
         </w:tc>
@@ -2127,7 +2166,7 @@
                 <w:sz w:val="19"/>
                 <w:szCs w:val="19"/>
               </w:rPr>
-              <w:t xml:space="preserve">The system shall capture company profile data: name, size (employee count band), sector, and primary reason for adoption.</w:t>
+              <w:t xml:space="preserve">The system shall capture company profile data: name, size (employee count band), sector, market classification (SME/Main Market/ACE Market), and primary reason for adoption.</w:t>
             </w:r>
           </w:p>
         </w:tc>
@@ -2177,7 +2216,7 @@
                 <w:sz w:val="19"/>
                 <w:szCs w:val="19"/>
               </w:rPr>
-              <w:t xml:space="preserve">The system shall allow selection of a subscription tier (Basic / Intermediate / Advanced) during onboarding.</w:t>
+              <w:t xml:space="preserve">The system shall allow selection of a subscription plan (Starter / Growth / Issuer-Ready) during onboarding.</w:t>
             </w:r>
           </w:p>
         </w:tc>
@@ -2363,7 +2402,7 @@
                 <w:sz w:val="19"/>
                 <w:szCs w:val="19"/>
               </w:rPr>
-              <w:t xml:space="preserve">The system shall present the 11 common sustainability matters for stakeholder-impact and business-influence scoring.</w:t>
+              <w:t xml:space="preserve">The system shall present the applicable Common Sustainability Matters for the tenant's plan/market for stakeholder-impact and business-influence scoring.</w:t>
             </w:r>
           </w:p>
         </w:tc>
@@ -2699,7 +2738,7 @@
                 <w:sz w:val="19"/>
                 <w:szCs w:val="19"/>
               </w:rPr>
-              <w:t xml:space="preserve">The system shall allow assignment of a responsible owner (named or role-based) to each of the 11 sustainability matters.</w:t>
+              <w:t xml:space="preserve">The system shall allow assignment of a responsible owner (named or role-based) to each applicable sustainability matter.</w:t>
             </w:r>
           </w:p>
         </w:tc>
@@ -2935,7 +2974,7 @@
                 <w:sz w:val="19"/>
                 <w:szCs w:val="19"/>
               </w:rPr>
-              <w:t xml:space="preserve">The system shall automatically compute the annual (financial year) value for each indicator from its underlying monthly entries, applying an aggregation rule configured per indicator: sum (flow metrics, e.g. energy, emissions, waste, training hours), latest-value (point-in-time metrics, e.g. headcount, board composition), average (rate metrics), or count (event metrics, e.g. safety incidents, complaints). The user shall never be required to manually total monthly figures.</w:t>
+              <w:t xml:space="preserve">The system shall automatically compute the annual (financial year) value for each indicator from its underlying monthly entries, applying an aggregation rule configured per indicator: sum (flow metrics), latest-value (point-in-time metrics), average (rate metrics), or count (event metrics). This is arithmetic aggregation of user-supplied figures only — the system performs no emissions calculation, conversion, or estimation.</w:t>
             </w:r>
           </w:p>
         </w:tc>
@@ -3035,7 +3074,7 @@
                 <w:sz w:val="19"/>
                 <w:szCs w:val="19"/>
               </w:rPr>
-              <w:t xml:space="preserve">The system shall allow direct entry of an annual value for indicators where monthly data does not naturally exist (e.g. policy-based yes/no disclosures), bypassing the monthly aggregation path for those indicator types.</w:t>
+              <w:t xml:space="preserve">The system shall allow direct entry of an annual value for indicators where monthly data does not naturally exist, bypassing the monthly aggregation path for those indicator types.</w:t>
             </w:r>
           </w:p>
         </w:tc>
@@ -3085,7 +3124,7 @@
                 <w:sz w:val="19"/>
                 <w:szCs w:val="19"/>
               </w:rPr>
-              <w:t xml:space="preserve">The system shall store indicator values per financial year (as computed or directly entered) and shall retain a minimum of 3 years of historical annual data per indicator, per Bursa's rolling 3-year disclosure requirement.</w:t>
+              <w:t xml:space="preserve">The system shall store indicator values per financial year and shall retain a minimum of 3 years of historical annual data per indicator, per Bursa's rolling 3-year disclosure requirement.</w:t>
             </w:r>
           </w:p>
         </w:tc>
@@ -3304,7 +3343,7 @@
           <w:sz w:val="24"/>
           <w:szCs w:val="24"/>
         </w:rPr>
-        <w:t xml:space="preserve">4.6 IFRS S1/S2 and Climate Module (Issuer-Ready plan only)</w:t>
+        <w:t xml:space="preserve">4.6 Multi-Department Coordination Workflow (Issuer-Ready only)</w:t>
       </w:r>
     </w:p>
     <w:tbl>
@@ -3421,7 +3460,7 @@
                 <w:sz w:val="19"/>
                 <w:szCs w:val="19"/>
               </w:rPr>
-              <w:t xml:space="preserve">The system shall provide a structured IFRS S1 module capturing material sustainability-related risks and opportunities relevant to the tenant's principal business segments.</w:t>
+              <w:t xml:space="preserve">The system shall allow an Issuer Admin to assign each sustainability matter, or individual indicator within a matter, to a named Issuer Contributor.</w:t>
             </w:r>
           </w:p>
         </w:tc>
@@ -3471,7 +3510,7 @@
                 <w:sz w:val="19"/>
                 <w:szCs w:val="19"/>
               </w:rPr>
-              <w:t xml:space="preserve">The system shall provide a structured IFRS S2 climate module covering governance, strategy (including physical and transition risk), risk management, and metrics/targets, absorbing what was formerly a standalone TCFD-aligned disclosure chapter.</w:t>
+              <w:t xml:space="preserve">The system shall restrict an Issuer Contributor's access to only the matters/indicators assigned to them; they shall not see the tenant's full disclosure.</w:t>
             </w:r>
           </w:p>
         </w:tc>
@@ -3521,7 +3560,7 @@
                 <w:sz w:val="19"/>
                 <w:szCs w:val="19"/>
               </w:rPr>
-              <w:t xml:space="preserve">The system shall track Scope 1, Scope 2, and Scope 3 GHG emissions, with the ability to flag Scope 3 categories as deferred where the tenant is within its permitted transition relief period.</w:t>
+              <w:t xml:space="preserve">The system shall track and display a submission status per assigned item: Not Started, In Progress, Submitted, Reviewed.</w:t>
             </w:r>
           </w:p>
         </w:tc>
@@ -3571,7 +3610,7 @@
                 <w:sz w:val="19"/>
                 <w:szCs w:val="19"/>
               </w:rPr>
-              <w:t xml:space="preserve">The system shall apply climate-first transition relief logic based on tenant classification: 2 financial years for Main Market issuers, 3 financial years for ACE Market issuers, from each tenant's applicable start date.</w:t>
+              <w:t xml:space="preserve">The system shall provide an Issuer Admin coordinator dashboard showing overall completion percentage broken down by contributor/department, with overdue items flagged.</w:t>
             </w:r>
           </w:p>
         </w:tc>
@@ -3621,7 +3660,57 @@
                 <w:sz w:val="19"/>
                 <w:szCs w:val="19"/>
               </w:rPr>
-              <w:t xml:space="preserve">The system shall allow scoping of climate disclosures to principal business segments where the tenant has elected to use available transition relief.</w:t>
+              <w:t xml:space="preserve">The system shall send automated reminder notifications (email) to contributors with outstanding assigned items ahead of an internal deadline configured by the Issuer Admin.</w:t>
+            </w:r>
+          </w:p>
+        </w:tc>
+      </w:tr>
+      <w:tr>
+        <w:tc>
+          <w:tcPr>
+            <w:tcW w:type="dxa" w:w="0"/>
+            <w:shd w:fill="FFFFFF" w:val="clear"/>
+            <w:tcMar>
+              <w:top w:type="dxa" w:w="80"/>
+              <w:left w:type="dxa" w:w="100"/>
+              <w:bottom w:type="dxa" w:w="80"/>
+              <w:right w:type="dxa" w:w="100"/>
+            </w:tcMar>
+          </w:tcPr>
+          <w:p>
+            <w:r>
+              <w:rPr>
+                <w:b w:val="false"/>
+                <w:bCs w:val="false"/>
+                <w:color w:val="222222"/>
+                <w:sz w:val="19"/>
+                <w:szCs w:val="19"/>
+              </w:rPr>
+              <w:t xml:space="preserve">FR-6.6</w:t>
+            </w:r>
+          </w:p>
+        </w:tc>
+        <w:tc>
+          <w:tcPr>
+            <w:tcW w:type="dxa" w:w="0"/>
+            <w:shd w:fill="FFFFFF" w:val="clear"/>
+            <w:tcMar>
+              <w:top w:type="dxa" w:w="80"/>
+              <w:left w:type="dxa" w:w="100"/>
+              <w:bottom w:type="dxa" w:w="80"/>
+              <w:right w:type="dxa" w:w="100"/>
+            </w:tcMar>
+          </w:tcPr>
+          <w:p>
+            <w:r>
+              <w:rPr>
+                <w:b w:val="false"/>
+                <w:bCs w:val="false"/>
+                <w:color w:val="222222"/>
+                <w:sz w:val="19"/>
+                <w:szCs w:val="19"/>
+              </w:rPr>
+              <w:t xml:space="preserve">The system shall allow the Issuer Admin to set an internal target completion date per reporting period, distinct from any external regulatory deadline.</w:t>
             </w:r>
           </w:p>
         </w:tc>
@@ -3640,7 +3729,7 @@
           <w:sz w:val="24"/>
           <w:szCs w:val="24"/>
         </w:rPr>
-        <w:t xml:space="preserve">4.7 Assurance-Readiness Workspace (Issuer-Ready plan only)</w:t>
+        <w:t xml:space="preserve">4.7 Assurance-Readiness Workspace (Issuer-Ready only)</w:t>
       </w:r>
     </w:p>
     <w:tbl>
@@ -4143,7 +4232,7 @@
                 <w:sz w:val="19"/>
                 <w:szCs w:val="19"/>
               </w:rPr>
-              <w:t xml:space="preserve">The Issuer-Ready plan shall generate a CSI-compatible export: data structured and labelled to match Bursa's CSI input requirements, for manual transfer into CSI by the issuer's team. This export is explicitly a readiness aid, not a submission to CSI itself.</w:t>
+              <w:t xml:space="preserve">The Issuer-Ready plan shall generate a CSI-structure export: a checklist-style document organising validated data to match what Bursa's CSI will ask for, so the issuer's team can complete their manual CSI entry session faster. This export performs no calculation and is not a submission to CSI.</w:t>
             </w:r>
           </w:p>
         </w:tc>
@@ -4615,7 +4704,7 @@
                 <w:sz w:val="19"/>
                 <w:szCs w:val="19"/>
               </w:rPr>
-              <w:t xml:space="preserve">All data in transit shall use TLS. Passwords shall be hashed (e.g. bcrypt/argon2). Tenant data isolation shall be enforced at the data-access layer, not only the UI layer.</w:t>
+              <w:t xml:space="preserve">All data in transit shall use TLS. Passwords shall be hashed (e.g. bcrypt/argon2). Tenant data isolation shall be enforced at the data-access layer, not only the UI layer. Contributor-level access restriction (FR-6.2) shall also be enforced server-side, not only in the UI.</w:t>
             </w:r>
           </w:p>
         </w:tc>
@@ -4815,7 +4904,7 @@
                 <w:sz w:val="19"/>
                 <w:szCs w:val="19"/>
               </w:rPr>
-              <w:t xml:space="preserve">Indicator definitions, sustainability matter list, and tier/feature mapping shall be stored as configurable reference data to accommodate SEDG/Bursa framework changes without code redeployment.</w:t>
+              <w:t xml:space="preserve">Indicator definitions, sustainability matter list, and plan/feature mapping shall be stored as configurable reference data to accommodate SEDG/Bursa framework changes, including changes to CSI's own feature set, without code redeployment.</w:t>
             </w:r>
           </w:p>
         </w:tc>
@@ -4916,6 +5005,56 @@
                 <w:szCs w:val="19"/>
               </w:rPr>
               <w:t xml:space="preserve">Automated daily backups of the primary datastore with a defined retention period (e.g. 30 days).</w:t>
+            </w:r>
+          </w:p>
+        </w:tc>
+      </w:tr>
+      <w:tr>
+        <w:tc>
+          <w:tcPr>
+            <w:tcW w:type="dxa" w:w="0"/>
+            <w:shd w:fill="FFFFFF" w:val="clear"/>
+            <w:tcMar>
+              <w:top w:type="dxa" w:w="80"/>
+              <w:left w:type="dxa" w:w="100"/>
+              <w:bottom w:type="dxa" w:w="80"/>
+              <w:right w:type="dxa" w:w="100"/>
+            </w:tcMar>
+          </w:tcPr>
+          <w:p>
+            <w:r>
+              <w:rPr>
+                <w:b w:val="false"/>
+                <w:bCs w:val="false"/>
+                <w:color w:val="222222"/>
+                <w:sz w:val="19"/>
+                <w:szCs w:val="19"/>
+              </w:rPr>
+              <w:t xml:space="preserve">Scope discipline</w:t>
+            </w:r>
+          </w:p>
+        </w:tc>
+        <w:tc>
+          <w:tcPr>
+            <w:tcW w:type="dxa" w:w="0"/>
+            <w:shd w:fill="FFFFFF" w:val="clear"/>
+            <w:tcMar>
+              <w:top w:type="dxa" w:w="80"/>
+              <w:left w:type="dxa" w:w="100"/>
+              <w:bottom w:type="dxa" w:w="80"/>
+              <w:right w:type="dxa" w:w="100"/>
+            </w:tcMar>
+          </w:tcPr>
+          <w:p>
+            <w:r>
+              <w:rPr>
+                <w:b w:val="false"/>
+                <w:bCs w:val="false"/>
+                <w:color w:val="222222"/>
+                <w:sz w:val="19"/>
+                <w:szCs w:val="19"/>
+              </w:rPr>
+              <w:t xml:space="preserve">No component of the system shall perform emissions calculation, unit conversion for GHG reporting, or compliance determination — these are explicitly excluded to avoid duplicating Bursa's free CSI tools, per BR-08.</w:t>
             </w:r>
           </w:p>
         </w:tc>
@@ -5201,7 +5340,57 @@
                 <w:sz w:val="19"/>
                 <w:szCs w:val="19"/>
               </w:rPr>
-              <w:t xml:space="preserve">id, matter_id, code, name, unit, sector_scope (common/sector-specific), framework (SEDG/Bursa/IFRS S1/IFRS S2), aggregation_rule (sum/latest/average/count/direct_annual)</w:t>
+              <w:t xml:space="preserve">id, matter_id, code, name, unit, sector_scope (common/sector-specific), framework (SEDG/Bursa), aggregation_rule (sum/latest/average/count/direct_annual)</w:t>
+            </w:r>
+          </w:p>
+        </w:tc>
+      </w:tr>
+      <w:tr>
+        <w:tc>
+          <w:tcPr>
+            <w:tcW w:type="dxa" w:w="0"/>
+            <w:shd w:fill="FFFFFF" w:val="clear"/>
+            <w:tcMar>
+              <w:top w:type="dxa" w:w="80"/>
+              <w:left w:type="dxa" w:w="100"/>
+              <w:bottom w:type="dxa" w:w="80"/>
+              <w:right w:type="dxa" w:w="100"/>
+            </w:tcMar>
+          </w:tcPr>
+          <w:p>
+            <w:r>
+              <w:rPr>
+                <w:b w:val="false"/>
+                <w:bCs w:val="false"/>
+                <w:color w:val="222222"/>
+                <w:sz w:val="19"/>
+                <w:szCs w:val="19"/>
+              </w:rPr>
+              <w:t xml:space="preserve">IndicatorAssignment</w:t>
+            </w:r>
+          </w:p>
+        </w:tc>
+        <w:tc>
+          <w:tcPr>
+            <w:tcW w:type="dxa" w:w="0"/>
+            <w:shd w:fill="FFFFFF" w:val="clear"/>
+            <w:tcMar>
+              <w:top w:type="dxa" w:w="80"/>
+              <w:left w:type="dxa" w:w="100"/>
+              <w:bottom w:type="dxa" w:w="80"/>
+              <w:right w:type="dxa" w:w="100"/>
+            </w:tcMar>
+          </w:tcPr>
+          <w:p>
+            <w:r>
+              <w:rPr>
+                <w:b w:val="false"/>
+                <w:bCs w:val="false"/>
+                <w:color w:val="222222"/>
+                <w:sz w:val="19"/>
+                <w:szCs w:val="19"/>
+              </w:rPr>
+              <w:t xml:space="preserve">id, indicator_id, company_id, assigned_to (user_id), status (not_started/in_progress/submitted/reviewed), due_date</w:t>
             </w:r>
           </w:p>
         </w:tc>
@@ -5301,7 +5490,7 @@
                 <w:sz w:val="19"/>
                 <w:szCs w:val="19"/>
               </w:rPr>
-              <w:t xml:space="preserve">id, indicator_id, company_id, financial_year, value (computed from monthly entries per aggregation_rule, or entered directly for direct_annual indicators), is_computed, reviewed_by, reviewed_at</w:t>
+              <w:t xml:space="preserve">id, indicator_id, company_id, financial_year, value (computed from monthly entries per aggregation_rule, or entered directly), is_computed, reviewed_by, reviewed_at</w:t>
             </w:r>
           </w:p>
         </w:tc>
@@ -5477,56 +5666,6 @@
                 <w:sz w:val="19"/>
                 <w:szCs w:val="19"/>
               </w:rPr>
-              <w:t xml:space="preserve">ClimateDisclosure</w:t>
-            </w:r>
-          </w:p>
-        </w:tc>
-        <w:tc>
-          <w:tcPr>
-            <w:tcW w:type="dxa" w:w="0"/>
-            <w:shd w:fill="FFFFFF" w:val="clear"/>
-            <w:tcMar>
-              <w:top w:type="dxa" w:w="80"/>
-              <w:left w:type="dxa" w:w="100"/>
-              <w:bottom w:type="dxa" w:w="80"/>
-              <w:right w:type="dxa" w:w="100"/>
-            </w:tcMar>
-          </w:tcPr>
-          <w:p>
-            <w:r>
-              <w:rPr>
-                <w:b w:val="false"/>
-                <w:bCs w:val="false"/>
-                <w:color w:val="222222"/>
-                <w:sz w:val="19"/>
-                <w:szCs w:val="19"/>
-              </w:rPr>
-              <w:t xml:space="preserve">id, company_id, period, scope1_value, scope2_value, scope3_json, transition_relief_flag, principal_segments_json (Issuer-Ready)</w:t>
-            </w:r>
-          </w:p>
-        </w:tc>
-      </w:tr>
-      <w:tr>
-        <w:tc>
-          <w:tcPr>
-            <w:tcW w:type="dxa" w:w="0"/>
-            <w:shd w:fill="FFFFFF" w:val="clear"/>
-            <w:tcMar>
-              <w:top w:type="dxa" w:w="80"/>
-              <w:left w:type="dxa" w:w="100"/>
-              <w:bottom w:type="dxa" w:w="80"/>
-              <w:right w:type="dxa" w:w="100"/>
-            </w:tcMar>
-          </w:tcPr>
-          <w:p>
-            <w:r>
-              <w:rPr>
-                <w:b w:val="false"/>
-                <w:bCs w:val="false"/>
-                <w:color w:val="222222"/>
-                <w:sz w:val="19"/>
-                <w:szCs w:val="19"/>
-              </w:rPr>
               <w:t xml:space="preserve">AssuranceRecord</w:t>
             </w:r>
           </w:p>
@@ -5601,7 +5740,7 @@
                 <w:sz w:val="19"/>
                 <w:szCs w:val="19"/>
               </w:rPr>
-              <w:t xml:space="preserve">id, company_id, generated_at, format (standard/CSI-compatible), file_reference</w:t>
+              <w:t xml:space="preserve">id, company_id, generated_at, format (standard/CSI-structure), file_reference</w:t>
             </w:r>
           </w:p>
         </w:tc>
@@ -5617,7 +5756,7 @@
           <w:sz w:val="21"/>
           <w:szCs w:val="21"/>
         </w:rPr>
-        <w:t xml:space="preserve">IndicatorValue rows are the disclosure-facing unit of record — the figure that appears in exports and satisfies Bursa's rolling 3-year requirement. For indicators with aggregation_rule other than direct_annual, IndicatorValue.value is derived automatically from the corresponding IndicatorMonthlyValue rows for that financial year; the user never performs this calculation manually.</w:t>
+        <w:t xml:space="preserve">IndicatorValue rows are the disclosure-facing unit of record. For indicators with aggregation_rule other than direct_annual, IndicatorValue.value is derived automatically from the corresponding IndicatorMonthlyValue rows for that financial year; the user never performs this calculation manually. IndicatorAssignment exists only for Issuer-Ready tenants and drives the coordination dashboard and reminder logic in FR-6.x.</w:t>
       </w:r>
     </w:p>
     <w:p>
@@ -5687,7 +5826,7 @@
           <w:sz w:val="21"/>
           <w:szCs w:val="21"/>
         </w:rPr>
-        <w:t xml:space="preserve">Payment gateway integration: third-party provider supporting Malaysian payment methods (e.g. FPX) for local SME billing.</w:t>
+        <w:t xml:space="preserve">Payment gateway integration: third-party provider supporting Malaysian payment methods (e.g. FPX) for local billing.</w:t>
       </w:r>
     </w:p>
     <w:p>
@@ -5705,7 +5844,25 @@
           <w:sz w:val="21"/>
           <w:szCs w:val="21"/>
         </w:rPr>
-        <w:t xml:space="preserve">Document export: server-side generation of PDF/Word disclosure summaries.</w:t>
+        <w:t xml:space="preserve">Email/notification service: for coordination reminders (FR-6.5) and account notifications.</w:t>
+      </w:r>
+    </w:p>
+    <w:p>
+      <w:pPr>
+        <w:pStyle w:val="ListParagraph"/>
+        <w:numPr>
+          <w:ilvl w:val="0"/>
+          <w:numId w:val="2"/>
+        </w:numPr>
+        <w:spacing w:after="80" w:line="270"/>
+      </w:pPr>
+      <w:r>
+        <w:rPr>
+          <w:color w:val="222222"/>
+          <w:sz w:val="21"/>
+          <w:szCs w:val="21"/>
+        </w:rPr>
+        <w:t xml:space="preserve">Document export: server-side generation of PDF/Word disclosure summaries and CSI-structure checklists.</w:t>
       </w:r>
     </w:p>
     <w:p>
@@ -5739,7 +5896,7 @@
           <w:sz w:val="21"/>
           <w:szCs w:val="21"/>
         </w:rPr>
-        <w:t xml:space="preserve">Dependent on continued availability and stability of the SEDG framework and Bursa Malaysia's published indicator set as the reference data source.</w:t>
+        <w:t xml:space="preserve">Dependent on continued availability and stability of the SEDG framework and Bursa Malaysia's published Common Sustainability Matters as the reference data source.</w:t>
       </w:r>
     </w:p>
     <w:p>
@@ -5757,7 +5914,7 @@
           <w:sz w:val="21"/>
           <w:szCs w:val="21"/>
         </w:rPr>
-        <w:t xml:space="preserve">Solo development capacity constrains initial release scope; Phase 1 requirements above should be treated as the ceiling, not the floor, for MVP.</w:t>
+        <w:t xml:space="preserve">Dependent on CSI's data-entry structure remaining reasonably stable for the CSI-structure export (FR-8.4) to stay useful; this should be periodically re-checked against CSI's actual interface, since CSI's own feature set has changed materially since its 2024 launch (e.g. the December 2025 enhanced prescribed format).</w:t>
       </w:r>
     </w:p>
     <w:p>
@@ -5775,7 +5932,25 @@
           <w:sz w:val="21"/>
           <w:szCs w:val="21"/>
         </w:rPr>
-        <w:t xml:space="preserve">No integration with Bursa Malaysia or SEDG systems is assumed; all reference data is manually maintained by the Platform Admin.</w:t>
+        <w:t xml:space="preserve">Solo development capacity constrains initial release scope; Starter/Growth requirements should be treated as the near-term ceiling, with Issuer-Ready gated behind explicit discovery validation per the PRD's Phase 4.</w:t>
+      </w:r>
+    </w:p>
+    <w:p>
+      <w:pPr>
+        <w:pStyle w:val="ListParagraph"/>
+        <w:numPr>
+          <w:ilvl w:val="0"/>
+          <w:numId w:val="2"/>
+        </w:numPr>
+        <w:spacing w:after="80" w:line="270"/>
+      </w:pPr>
+      <w:r>
+        <w:rPr>
+          <w:color w:val="222222"/>
+          <w:sz w:val="21"/>
+          <w:szCs w:val="21"/>
+        </w:rPr>
+        <w:t xml:space="preserve">No integration with Bursa Malaysia or CSI systems is assumed; all reference data is manually maintained by the Platform Admin.</w:t>
       </w:r>
     </w:p>
     <w:p>
@@ -5804,7 +5979,7 @@
           <w:sz w:val="21"/>
           <w:szCs w:val="21"/>
         </w:rPr>
-        <w:t xml:space="preserve">Functional requirements FR-3.x, FR-4.x, and FR-5.x trace directly to BR-01, BR-02, BR-03, and BR-06 in the BRD, and to the Materiality Assessment, Governance Documentation, and Indicator Data Management feature sets in the PRD. FR-6.x, FR-7.x, and FR-8.4 trace to BR-07 and BR-08 and to the Issuer-Ready feature set (Section 5.7 of the PRD).</w:t>
+        <w:t xml:space="preserve">Functional requirements FR-3.x, FR-4.x, and FR-5.x trace to BR-01, BR-02, BR-03, and BR-06 in the BRD, and to the Materiality Assessment, Governance Documentation, and Indicator Data Management feature sets in the PRD. FR-6.x traces to BR-07 (the coordination workflow, now the plan's primary requirement) and to PRD section 5.7. FR-7.x and FR-8.4 trace to BR-09 and PRD section 5.8. The explicit exclusion of any calculation logic (Section 3.3, Non-Functional 'Scope discipline') traces to BR-08 in the BRD.</w:t>
       </w:r>
     </w:p>
     <w:p>
@@ -5817,7 +5992,7 @@
           <w:sz w:val="21"/>
           <w:szCs w:val="21"/>
         </w:rPr>
-        <w:t xml:space="preserve">This SRS reflects Bursa Malaysia's Listing Requirements as amended 23 December 2024 and the NSRF launched 24 September 2024, not the 3rd Edition Sustainability Reporting Guide (2022) in isolation. Any further regulatory change, including updates to CSI's data requirements or additional IFRS S1/S2 guidance, should be reflected first in the reference data model (Section 6) before any code-level change, since matter definitions, indicator sets, and market classifications are all designed as configurable data rather than hard-coded logic.</w:t>
+        <w:t xml:space="preserve">This SRS reflects Bursa Malaysia's Listing Requirements as amended 23 December 2024, the NSRF launched 24 September 2024, and CSI's feature set as of its December 2025 enhanced prescribed format. Any further change to CSI's own capabilities should be reviewed against this SRS's scope boundaries before any Issuer-Ready feature is built, to avoid building something CSI has since added for free. Matter definitions, indicator sets, and market classifications are all designed as configurable data rather than hard-coded logic, so framework changes should be reflected first in the reference data model (Section 6) before any code-level change.</w:t>
       </w:r>
     </w:p>
     <w:sectPr>
@@ -5970,7 +6145,7 @@
         <w:sz w:val="16"/>
         <w:szCs w:val="16"/>
       </w:rPr>
-      <w:t xml:space="preserve">SRS — SDG/ESG SME Platform</w:t>
+      <w:t xml:space="preserve">SRS — SDG/ESG Platform</w:t>
     </w:r>
   </w:p>
 </w:hdr>
